--- a/Pembelajaran PeTIK/S 2/09 Database NoSQL/Semester 2/Pertemuan 15 UAS/Tugas Kelompok UAS.docx
+++ b/Pembelajaran PeTIK/S 2/09 Database NoSQL/Semester 2/Pertemuan 15 UAS/Tugas Kelompok UAS.docx
@@ -469,14 +469,11 @@
         </w:numPr>
         <w:spacing w:after="160" w:line="259" w:lineRule="auto"/>
         <w:rPr>
-          <w:rStyle w:val="Hyperlink"/>
           <w:rFonts w:asciiTheme="majorBidi" w:eastAsia="Times New Roman" w:hAnsiTheme="majorBidi" w:cstheme="majorBidi"/>
           <w:bCs/>
           <w:noProof/>
-          <w:color w:val="auto"/>
           <w:sz w:val="24"/>
           <w:szCs w:val="24"/>
-          <w:u w:val="none"/>
           <w:lang w:val="id-ID"/>
         </w:rPr>
       </w:pPr>
@@ -514,6 +511,24 @@
         </w:rPr>
         <w:t xml:space="preserve"> </w:t>
       </w:r>
+    </w:p>
+    <w:p>
+      <w:pPr>
+        <w:pStyle w:val="ListParagraph"/>
+        <w:numPr>
+          <w:ilvl w:val="0"/>
+          <w:numId w:val="5"/>
+        </w:numPr>
+        <w:spacing w:after="160" w:line="259" w:lineRule="auto"/>
+        <w:rPr>
+          <w:rFonts w:asciiTheme="majorBidi" w:eastAsia="Times New Roman" w:hAnsiTheme="majorBidi" w:cstheme="majorBidi"/>
+          <w:bCs/>
+          <w:noProof/>
+          <w:sz w:val="24"/>
+          <w:szCs w:val="24"/>
+          <w:lang w:val="id-ID"/>
+        </w:rPr>
+      </w:pPr>
       <w:hyperlink r:id="rId8" w:history="1">
         <w:r>
           <w:rPr>
@@ -531,16 +546,18 @@
     </w:p>
     <w:p>
       <w:pPr>
-        <w:pStyle w:val="ListParagraph"/>
         <w:spacing w:after="160" w:line="259" w:lineRule="auto"/>
+        <w:ind w:left="720"/>
         <w:rPr>
           <w:rStyle w:val="Hyperlink"/>
           <w:rFonts w:asciiTheme="majorBidi" w:eastAsia="Times New Roman" w:hAnsiTheme="majorBidi" w:cstheme="majorBidi"/>
           <w:bCs/>
           <w:noProof/>
+          <w:color w:val="auto"/>
           <w:sz w:val="24"/>
           <w:szCs w:val="24"/>
-          <w:lang w:val="id-ID"/>
+          <w:u w:val="none"/>
+          <w:lang w:val="en-US"/>
         </w:rPr>
       </w:pPr>
       <w:r>
@@ -549,14 +566,16 @@
           <w:rFonts w:asciiTheme="majorBidi" w:eastAsia="Times New Roman" w:hAnsiTheme="majorBidi" w:cstheme="majorBidi"/>
           <w:bCs/>
           <w:noProof/>
+          <w:color w:val="auto"/>
           <w:sz w:val="24"/>
           <w:szCs w:val="24"/>
-          <w:lang w:val="id-ID"/>
+          <w:u w:val="none"/>
+          <w:lang w:val="en-US"/>
         </w:rPr>
         <w:drawing>
-          <wp:inline distT="0" distB="0" distL="0" distR="0" wp14:anchorId="1AFE8408" wp14:editId="082A7984">
-            <wp:extent cx="5731510" cy="4272915"/>
-            <wp:effectExtent l="0" t="0" r="2540" b="0"/>
+          <wp:inline distT="0" distB="0" distL="0" distR="0" wp14:anchorId="16A51D57" wp14:editId="57635DC2">
+            <wp:extent cx="5506218" cy="2305372"/>
+            <wp:effectExtent l="0" t="0" r="0" b="0"/>
             <wp:docPr id="1" name="Picture 1"/>
             <wp:cNvGraphicFramePr>
               <a:graphicFrameLocks xmlns:a="http://schemas.openxmlformats.org/drawingml/2006/main" noChangeAspect="1"/>
@@ -577,7 +596,7 @@
                   <pic:spPr>
                     <a:xfrm>
                       <a:off x="0" y="0"/>
-                      <a:ext cx="5731510" cy="4272915"/>
+                      <a:ext cx="5506218" cy="2305372"/>
                     </a:xfrm>
                     <a:prstGeom prst="rect">
                       <a:avLst/>
@@ -628,11 +647,19 @@
           <w:noProof/>
           <w:sz w:val="24"/>
           <w:szCs w:val="24"/>
-          <w:lang w:val="id-ID"/>
-        </w:rPr>
-        <w:t>Link</w:t>
+          <w:lang w:val="en-US"/>
+        </w:rPr>
+        <w:t xml:space="preserve">Link Hosting : </w:t>
       </w:r>
-      <w:r>
+    </w:p>
+    <w:p>
+      <w:pPr>
+        <w:pStyle w:val="ListParagraph"/>
+        <w:numPr>
+          <w:ilvl w:val="0"/>
+          <w:numId w:val="4"/>
+        </w:numPr>
+        <w:spacing w:after="160" w:line="259" w:lineRule="auto"/>
         <w:rPr>
           <w:rFonts w:asciiTheme="majorBidi" w:eastAsia="Times New Roman" w:hAnsiTheme="majorBidi" w:cstheme="majorBidi"/>
           <w:bCs/>
@@ -640,21 +667,6 @@
           <w:sz w:val="24"/>
           <w:szCs w:val="24"/>
           <w:lang w:val="en-US"/>
-        </w:rPr>
-        <w:t xml:space="preserve"> GitHub : </w:t>
-      </w:r>
-    </w:p>
-    <w:p>
-      <w:pPr>
-        <w:pStyle w:val="ListParagraph"/>
-        <w:spacing w:after="160" w:line="259" w:lineRule="auto"/>
-        <w:rPr>
-          <w:rFonts w:asciiTheme="majorBidi" w:eastAsia="Times New Roman" w:hAnsiTheme="majorBidi" w:cstheme="majorBidi"/>
-          <w:bCs/>
-          <w:noProof/>
-          <w:sz w:val="24"/>
-          <w:szCs w:val="24"/>
-          <w:lang w:val="id-ID"/>
         </w:rPr>
       </w:pPr>
       <w:hyperlink r:id="rId10" w:history="1">
@@ -668,12 +680,265 @@
             <w:szCs w:val="24"/>
             <w:lang w:val="id-ID"/>
           </w:rPr>
-          <w:t>https://github.com/MIM10/PeTIK/blob/main/Pembelajaran%20PeTIK/S%202/09%20Database%20NoSQL/Semester%202/Pertemuan%2014/Tugas%20Terstruktur%20%26%20Mandiri%2014/app.py</w:t>
+          <w:t>https://flsk.vercel.app/</w:t>
         </w:r>
       </w:hyperlink>
+      <w:r>
+        <w:rPr>
+          <w:rFonts w:asciiTheme="majorBidi" w:eastAsia="Times New Roman" w:hAnsiTheme="majorBidi" w:cstheme="majorBidi"/>
+          <w:bCs/>
+          <w:noProof/>
+          <w:sz w:val="24"/>
+          <w:szCs w:val="24"/>
+          <w:lang w:val="en-US"/>
+        </w:rPr>
+        <w:t xml:space="preserve"> </w:t>
+      </w:r>
+    </w:p>
+    <w:p>
+      <w:pPr>
+        <w:pStyle w:val="ListParagraph"/>
+        <w:numPr>
+          <w:ilvl w:val="0"/>
+          <w:numId w:val="4"/>
+        </w:numPr>
+        <w:spacing w:after="160" w:line="259" w:lineRule="auto"/>
+        <w:rPr>
+          <w:rFonts w:asciiTheme="majorBidi" w:eastAsia="Times New Roman" w:hAnsiTheme="majorBidi" w:cstheme="majorBidi"/>
+          <w:bCs/>
+          <w:noProof/>
+          <w:sz w:val="24"/>
+          <w:szCs w:val="24"/>
+          <w:lang w:val="en-US"/>
+        </w:rPr>
+      </w:pPr>
+      <w:hyperlink r:id="rId11" w:history="1">
+        <w:r>
+          <w:rPr>
+            <w:rStyle w:val="Hyperlink"/>
+            <w:rFonts w:asciiTheme="majorBidi" w:eastAsia="Times New Roman" w:hAnsiTheme="majorBidi" w:cstheme="majorBidi"/>
+            <w:bCs/>
+            <w:noProof/>
+            <w:sz w:val="24"/>
+            <w:szCs w:val="24"/>
+            <w:lang w:val="id-ID"/>
+          </w:rPr>
+          <w:t>https://flsk.vercel.app/products</w:t>
+        </w:r>
+      </w:hyperlink>
+      <w:r>
+        <w:rPr>
+          <w:rFonts w:asciiTheme="majorBidi" w:eastAsia="Times New Roman" w:hAnsiTheme="majorBidi" w:cstheme="majorBidi"/>
+          <w:bCs/>
+          <w:noProof/>
+          <w:sz w:val="24"/>
+          <w:szCs w:val="24"/>
+          <w:lang w:val="en-US"/>
+        </w:rPr>
+        <w:t xml:space="preserve"> </w:t>
+      </w:r>
+    </w:p>
+    <w:p>
+      <w:pPr>
+        <w:pStyle w:val="ListParagraph"/>
+        <w:numPr>
+          <w:ilvl w:val="0"/>
+          <w:numId w:val="4"/>
+        </w:numPr>
+        <w:spacing w:after="160" w:line="259" w:lineRule="auto"/>
+        <w:rPr>
+          <w:rFonts w:asciiTheme="majorBidi" w:eastAsia="Times New Roman" w:hAnsiTheme="majorBidi" w:cstheme="majorBidi"/>
+          <w:bCs/>
+          <w:noProof/>
+          <w:sz w:val="24"/>
+          <w:szCs w:val="24"/>
+          <w:lang w:val="id-ID"/>
+        </w:rPr>
+      </w:pPr>
+      <w:hyperlink r:id="rId12" w:history="1">
+        <w:r>
+          <w:rPr>
+            <w:rStyle w:val="Hyperlink"/>
+            <w:rFonts w:asciiTheme="majorBidi" w:eastAsia="Times New Roman" w:hAnsiTheme="majorBidi" w:cstheme="majorBidi"/>
+            <w:bCs/>
+            <w:noProof/>
+            <w:sz w:val="24"/>
+            <w:szCs w:val="24"/>
+            <w:lang w:val="id-ID"/>
+          </w:rPr>
+          <w:t>https://flsk.vercel.app/api/products</w:t>
+        </w:r>
+      </w:hyperlink>
+      <w:r>
+        <w:rPr>
+          <w:rFonts w:asciiTheme="majorBidi" w:eastAsia="Times New Roman" w:hAnsiTheme="majorBidi" w:cstheme="majorBidi"/>
+          <w:bCs/>
+          <w:noProof/>
+          <w:sz w:val="24"/>
+          <w:szCs w:val="24"/>
+          <w:lang w:val="id-ID"/>
+        </w:rPr>
+        <w:t xml:space="preserve"> </w:t>
+      </w:r>
+    </w:p>
+    <w:p>
+      <w:pPr>
+        <w:pStyle w:val="ListParagraph"/>
+        <w:spacing w:after="160" w:line="259" w:lineRule="auto"/>
+        <w:rPr>
+          <w:rFonts w:asciiTheme="majorBidi" w:eastAsia="Times New Roman" w:hAnsiTheme="majorBidi" w:cstheme="majorBidi"/>
+          <w:bCs/>
+          <w:noProof/>
+          <w:sz w:val="24"/>
+          <w:szCs w:val="24"/>
+          <w:lang w:val="id-ID"/>
+        </w:rPr>
+      </w:pPr>
+      <w:r>
+        <w:rPr>
+          <w:rFonts w:asciiTheme="majorBidi" w:eastAsia="Times New Roman" w:hAnsiTheme="majorBidi" w:cstheme="majorBidi"/>
+          <w:bCs/>
+          <w:noProof/>
+          <w:sz w:val="24"/>
+          <w:szCs w:val="24"/>
+          <w:lang w:val="id-ID"/>
+        </w:rPr>
+        <w:drawing>
+          <wp:inline distT="0" distB="0" distL="0" distR="0" wp14:anchorId="7FC33659" wp14:editId="45004F58">
+            <wp:extent cx="4114447" cy="4562541"/>
+            <wp:effectExtent l="0" t="0" r="635" b="0"/>
+            <wp:docPr id="2" name="Picture 2"/>
+            <wp:cNvGraphicFramePr>
+              <a:graphicFrameLocks xmlns:a="http://schemas.openxmlformats.org/drawingml/2006/main" noChangeAspect="1"/>
+            </wp:cNvGraphicFramePr>
+            <a:graphic xmlns:a="http://schemas.openxmlformats.org/drawingml/2006/main">
+              <a:graphicData uri="http://schemas.openxmlformats.org/drawingml/2006/picture">
+                <pic:pic xmlns:pic="http://schemas.openxmlformats.org/drawingml/2006/picture">
+                  <pic:nvPicPr>
+                    <pic:cNvPr id="1" name=""/>
+                    <pic:cNvPicPr/>
+                  </pic:nvPicPr>
+                  <pic:blipFill>
+                    <a:blip r:embed="rId13"/>
+                    <a:stretch>
+                      <a:fillRect/>
+                    </a:stretch>
+                  </pic:blipFill>
+                  <pic:spPr>
+                    <a:xfrm>
+                      <a:off x="0" y="0"/>
+                      <a:ext cx="4120379" cy="4569119"/>
+                    </a:xfrm>
+                    <a:prstGeom prst="rect">
+                      <a:avLst/>
+                    </a:prstGeom>
+                  </pic:spPr>
+                </pic:pic>
+              </a:graphicData>
+            </a:graphic>
+          </wp:inline>
+        </w:drawing>
+      </w:r>
+    </w:p>
+    <w:p>
+      <w:pPr>
+        <w:pStyle w:val="ListParagraph"/>
+        <w:spacing w:after="160" w:line="259" w:lineRule="auto"/>
+        <w:rPr>
+          <w:rFonts w:asciiTheme="majorBidi" w:eastAsia="Times New Roman" w:hAnsiTheme="majorBidi" w:cstheme="majorBidi"/>
+          <w:bCs/>
+          <w:noProof/>
+          <w:sz w:val="24"/>
+          <w:szCs w:val="24"/>
+          <w:lang w:val="id-ID"/>
+        </w:rPr>
+      </w:pPr>
+    </w:p>
+    <w:p>
+      <w:pPr>
+        <w:pStyle w:val="ListParagraph"/>
+        <w:spacing w:after="160" w:line="259" w:lineRule="auto"/>
+        <w:rPr>
+          <w:rFonts w:asciiTheme="majorBidi" w:eastAsia="Times New Roman" w:hAnsiTheme="majorBidi" w:cstheme="majorBidi"/>
+          <w:bCs/>
+          <w:noProof/>
+          <w:sz w:val="24"/>
+          <w:szCs w:val="24"/>
+          <w:lang w:val="id-ID"/>
+        </w:rPr>
+      </w:pPr>
+    </w:p>
+    <w:p>
+      <w:pPr>
+        <w:pStyle w:val="ListParagraph"/>
+        <w:numPr>
+          <w:ilvl w:val="0"/>
+          <w:numId w:val="3"/>
+        </w:numPr>
+        <w:spacing w:after="160" w:line="259" w:lineRule="auto"/>
+        <w:rPr>
+          <w:rFonts w:asciiTheme="majorBidi" w:eastAsia="Times New Roman" w:hAnsiTheme="majorBidi" w:cstheme="majorBidi"/>
+          <w:bCs/>
+          <w:noProof/>
+          <w:sz w:val="24"/>
+          <w:szCs w:val="24"/>
+          <w:lang w:val="id-ID"/>
+        </w:rPr>
+      </w:pPr>
+      <w:r>
+        <w:rPr>
+          <w:rFonts w:asciiTheme="majorBidi" w:eastAsia="Times New Roman" w:hAnsiTheme="majorBidi" w:cstheme="majorBidi"/>
+          <w:bCs/>
+          <w:noProof/>
+          <w:sz w:val="24"/>
+          <w:szCs w:val="24"/>
+          <w:lang w:val="id-ID"/>
+        </w:rPr>
+        <w:lastRenderedPageBreak/>
+        <w:t>Link</w:t>
+      </w:r>
+      <w:r>
+        <w:rPr>
+          <w:rFonts w:asciiTheme="majorBidi" w:eastAsia="Times New Roman" w:hAnsiTheme="majorBidi" w:cstheme="majorBidi"/>
+          <w:bCs/>
+          <w:noProof/>
+          <w:sz w:val="24"/>
+          <w:szCs w:val="24"/>
+          <w:lang w:val="en-US"/>
+        </w:rPr>
+        <w:t xml:space="preserve"> GitHub : </w:t>
+      </w:r>
+    </w:p>
+    <w:p>
+      <w:pPr>
+        <w:pStyle w:val="ListParagraph"/>
+        <w:spacing w:after="160" w:line="259" w:lineRule="auto"/>
+        <w:rPr>
+          <w:rFonts w:asciiTheme="majorBidi" w:eastAsia="Times New Roman" w:hAnsiTheme="majorBidi" w:cstheme="majorBidi"/>
+          <w:bCs/>
+          <w:noProof/>
+          <w:sz w:val="24"/>
+          <w:szCs w:val="24"/>
+          <w:lang w:val="id-ID"/>
+        </w:rPr>
+      </w:pPr>
+      <w:hyperlink r:id="rId14" w:history="1">
+        <w:r>
+          <w:rPr>
+            <w:rStyle w:val="Hyperlink"/>
+          </w:rPr>
+          <w:t>https://github.com/MIM10/PeTIK/tree/main/Pembelajaran%20PeTIK/S%202/09%20Database%20NoSQL/Semester%202/Pertemuan%2015%20UAS/db_produk</w:t>
+        </w:r>
+      </w:hyperlink>
+      <w:r>
+        <w:rPr>
+          <w:lang w:val="id-ID"/>
+        </w:rPr>
+        <w:t xml:space="preserve"> </w:t>
+      </w:r>
     </w:p>
     <w:sectPr>
-      <w:headerReference w:type="default" r:id="rId11"/>
+      <w:headerReference w:type="default" r:id="rId15"/>
       <w:pgSz w:w="11906" w:h="16838"/>
       <w:pgMar w:top="1440" w:right="1440" w:bottom="1440" w:left="1440" w:header="720" w:footer="720" w:gutter="0"/>
       <w:cols w:space="720"/>
@@ -794,6 +1059,118 @@
 <file path=word/numbering.xml><?xml version="1.0" encoding="utf-8"?>
 <w:numbering xmlns:wpc="http://schemas.microsoft.com/office/word/2010/wordprocessingCanvas" xmlns:cx="http://schemas.microsoft.com/office/drawing/2014/chartex" xmlns:cx1="http://schemas.microsoft.com/office/drawing/2015/9/8/chartex" xmlns:cx2="http://schemas.microsoft.com/office/drawing/2015/10/21/chartex" xmlns:cx3="http://schemas.microsoft.com/office/drawing/2016/5/9/chartex" xmlns:cx4="http://schemas.microsoft.com/office/drawing/2016/5/10/chartex" xmlns:cx5="http://schemas.microsoft.com/office/drawing/2016/5/11/chartex" xmlns:cx6="http://schemas.microsoft.com/office/drawing/2016/5/12/chartex" xmlns:cx7="http://schemas.microsoft.com/office/drawing/2016/5/13/chartex" xmlns:cx8="http://schemas.microsoft.com/office/drawing/2016/5/14/chartex" xmlns:mc="http://schemas.openxmlformats.org/markup-compatibility/2006" xmlns:aink="http://schemas.microsoft.com/office/drawing/2016/ink" xmlns:am3d="http://schemas.microsoft.com/office/drawing/2017/model3d" xmlns:o="urn:schemas-microsoft-com:office:office" xmlns:oel="http://schemas.microsoft.com/office/2019/extlst" xmlns:r="http://schemas.openxmlformats.org/officeDocument/2006/relationships" xmlns:m="http://schemas.openxmlformats.org/officeDocument/2006/math" xmlns:v="urn:schemas-microsoft-com:vml" xmlns:wp14="http://schemas.microsoft.com/office/word/2010/wordprocessingDrawing" xmlns:wp="http://schemas.openxmlformats.org/drawingml/2006/wordprocessingDrawing" xmlns:w10="urn:schemas-microsoft-com:office:word" xmlns:w="http://schemas.openxmlformats.org/wordprocessingml/2006/main" xmlns:w14="http://schemas.microsoft.com/office/word/2010/wordml" xmlns:w15="http://schemas.microsoft.com/office/word/2012/wordml" xmlns:w16cex="http://schemas.microsoft.com/office/word/2018/wordml/cex" xmlns:w16cid="http://schemas.microsoft.com/office/word/2016/wordml/cid" xmlns:w16="http://schemas.microsoft.com/office/word/2018/wordml" xmlns:w16sdtdh="http://schemas.microsoft.com/office/word/2020/wordml/sdtdatahash" xmlns:w16se="http://schemas.microsoft.com/office/word/2015/wordml/symex" xmlns:wpg="http://schemas.microsoft.com/office/word/2010/wordprocessingGroup" xmlns:wpi="http://schemas.microsoft.com/office/word/2010/wordprocessingInk" xmlns:wne="http://schemas.microsoft.com/office/word/2006/wordml" xmlns:wps="http://schemas.microsoft.com/office/word/2010/wordprocessingShape" mc:Ignorable="w14 w15 w16se w16cid w16 w16cex w16sdtdh wp14">
   <w:abstractNum w:abstractNumId="0" w15:restartNumberingAfterBreak="0">
+    <w:nsid w:val="2D6F249B"/>
+    <w:multiLevelType w:val="hybridMultilevel"/>
+    <w:tmpl w:val="24A08E96"/>
+    <w:lvl w:ilvl="0" w:tplc="912499E4">
+      <w:numFmt w:val="bullet"/>
+      <w:lvlText w:val="-"/>
+      <w:lvlJc w:val="left"/>
+      <w:pPr>
+        <w:ind w:left="720" w:hanging="360"/>
+      </w:pPr>
+      <w:rPr>
+        <w:rFonts w:ascii="Lato" w:eastAsiaTheme="minorHAnsi" w:hAnsi="Lato" w:cstheme="minorBidi" w:hint="default"/>
+      </w:rPr>
+    </w:lvl>
+    <w:lvl w:ilvl="1" w:tplc="38090003" w:tentative="1">
+      <w:start w:val="1"/>
+      <w:numFmt w:val="bullet"/>
+      <w:lvlText w:val="o"/>
+      <w:lvlJc w:val="left"/>
+      <w:pPr>
+        <w:ind w:left="1440" w:hanging="360"/>
+      </w:pPr>
+      <w:rPr>
+        <w:rFonts w:ascii="Courier New" w:hAnsi="Courier New" w:cs="Courier New" w:hint="default"/>
+      </w:rPr>
+    </w:lvl>
+    <w:lvl w:ilvl="2" w:tplc="38090005" w:tentative="1">
+      <w:start w:val="1"/>
+      <w:numFmt w:val="bullet"/>
+      <w:lvlText w:val=""/>
+      <w:lvlJc w:val="left"/>
+      <w:pPr>
+        <w:ind w:left="2160" w:hanging="360"/>
+      </w:pPr>
+      <w:rPr>
+        <w:rFonts w:ascii="Wingdings" w:hAnsi="Wingdings" w:hint="default"/>
+      </w:rPr>
+    </w:lvl>
+    <w:lvl w:ilvl="3" w:tplc="38090001" w:tentative="1">
+      <w:start w:val="1"/>
+      <w:numFmt w:val="bullet"/>
+      <w:lvlText w:val=""/>
+      <w:lvlJc w:val="left"/>
+      <w:pPr>
+        <w:ind w:left="2880" w:hanging="360"/>
+      </w:pPr>
+      <w:rPr>
+        <w:rFonts w:ascii="Symbol" w:hAnsi="Symbol" w:hint="default"/>
+      </w:rPr>
+    </w:lvl>
+    <w:lvl w:ilvl="4" w:tplc="38090003" w:tentative="1">
+      <w:start w:val="1"/>
+      <w:numFmt w:val="bullet"/>
+      <w:lvlText w:val="o"/>
+      <w:lvlJc w:val="left"/>
+      <w:pPr>
+        <w:ind w:left="3600" w:hanging="360"/>
+      </w:pPr>
+      <w:rPr>
+        <w:rFonts w:ascii="Courier New" w:hAnsi="Courier New" w:cs="Courier New" w:hint="default"/>
+      </w:rPr>
+    </w:lvl>
+    <w:lvl w:ilvl="5" w:tplc="38090005" w:tentative="1">
+      <w:start w:val="1"/>
+      <w:numFmt w:val="bullet"/>
+      <w:lvlText w:val=""/>
+      <w:lvlJc w:val="left"/>
+      <w:pPr>
+        <w:ind w:left="4320" w:hanging="360"/>
+      </w:pPr>
+      <w:rPr>
+        <w:rFonts w:ascii="Wingdings" w:hAnsi="Wingdings" w:hint="default"/>
+      </w:rPr>
+    </w:lvl>
+    <w:lvl w:ilvl="6" w:tplc="38090001" w:tentative="1">
+      <w:start w:val="1"/>
+      <w:numFmt w:val="bullet"/>
+      <w:lvlText w:val=""/>
+      <w:lvlJc w:val="left"/>
+      <w:pPr>
+        <w:ind w:left="5040" w:hanging="360"/>
+      </w:pPr>
+      <w:rPr>
+        <w:rFonts w:ascii="Symbol" w:hAnsi="Symbol" w:hint="default"/>
+      </w:rPr>
+    </w:lvl>
+    <w:lvl w:ilvl="7" w:tplc="38090003" w:tentative="1">
+      <w:start w:val="1"/>
+      <w:numFmt w:val="bullet"/>
+      <w:lvlText w:val="o"/>
+      <w:lvlJc w:val="left"/>
+      <w:pPr>
+        <w:ind w:left="5760" w:hanging="360"/>
+      </w:pPr>
+      <w:rPr>
+        <w:rFonts w:ascii="Courier New" w:hAnsi="Courier New" w:cs="Courier New" w:hint="default"/>
+      </w:rPr>
+    </w:lvl>
+    <w:lvl w:ilvl="8" w:tplc="38090005" w:tentative="1">
+      <w:start w:val="1"/>
+      <w:numFmt w:val="bullet"/>
+      <w:lvlText w:val=""/>
+      <w:lvlJc w:val="left"/>
+      <w:pPr>
+        <w:ind w:left="6480" w:hanging="360"/>
+      </w:pPr>
+      <w:rPr>
+        <w:rFonts w:ascii="Wingdings" w:hAnsi="Wingdings" w:hint="default"/>
+      </w:rPr>
+    </w:lvl>
+  </w:abstractNum>
+  <w:abstractNum w:abstractNumId="1" w15:restartNumberingAfterBreak="0">
     <w:nsid w:val="3E017E0F"/>
     <w:multiLevelType w:val="hybridMultilevel"/>
     <w:tmpl w:val="44B08454"/>
@@ -882,7 +1259,7 @@
       </w:pPr>
     </w:lvl>
   </w:abstractNum>
-  <w:abstractNum w:abstractNumId="1" w15:restartNumberingAfterBreak="0">
+  <w:abstractNum w:abstractNumId="2" w15:restartNumberingAfterBreak="0">
     <w:nsid w:val="471C2DF0"/>
     <w:multiLevelType w:val="hybridMultilevel"/>
     <w:tmpl w:val="F252CDE2"/>
@@ -968,7 +1345,7 @@
       </w:pPr>
     </w:lvl>
   </w:abstractNum>
-  <w:abstractNum w:abstractNumId="2" w15:restartNumberingAfterBreak="0">
+  <w:abstractNum w:abstractNumId="3" w15:restartNumberingAfterBreak="0">
     <w:nsid w:val="4B6775DD"/>
     <w:multiLevelType w:val="hybridMultilevel"/>
     <w:tmpl w:val="629EC818"/>
@@ -1080,14 +1457,133 @@
       </w:rPr>
     </w:lvl>
   </w:abstractNum>
+  <w:abstractNum w:abstractNumId="4" w15:restartNumberingAfterBreak="0">
+    <w:nsid w:val="5EEA05B2"/>
+    <w:multiLevelType w:val="hybridMultilevel"/>
+    <w:tmpl w:val="E11A20C4"/>
+    <w:lvl w:ilvl="0" w:tplc="9CA84EE4">
+      <w:start w:val="2"/>
+      <w:numFmt w:val="bullet"/>
+      <w:lvlText w:val="-"/>
+      <w:lvlJc w:val="left"/>
+      <w:pPr>
+        <w:ind w:left="1080" w:hanging="360"/>
+      </w:pPr>
+      <w:rPr>
+        <w:rFonts w:ascii="Times New Roman" w:eastAsia="Times New Roman" w:hAnsi="Times New Roman" w:cs="Times New Roman" w:hint="default"/>
+      </w:rPr>
+    </w:lvl>
+    <w:lvl w:ilvl="1" w:tplc="38090003" w:tentative="1">
+      <w:start w:val="1"/>
+      <w:numFmt w:val="bullet"/>
+      <w:lvlText w:val="o"/>
+      <w:lvlJc w:val="left"/>
+      <w:pPr>
+        <w:ind w:left="1800" w:hanging="360"/>
+      </w:pPr>
+      <w:rPr>
+        <w:rFonts w:ascii="Courier New" w:hAnsi="Courier New" w:cs="Courier New" w:hint="default"/>
+      </w:rPr>
+    </w:lvl>
+    <w:lvl w:ilvl="2" w:tplc="38090005" w:tentative="1">
+      <w:start w:val="1"/>
+      <w:numFmt w:val="bullet"/>
+      <w:lvlText w:val=""/>
+      <w:lvlJc w:val="left"/>
+      <w:pPr>
+        <w:ind w:left="2520" w:hanging="360"/>
+      </w:pPr>
+      <w:rPr>
+        <w:rFonts w:ascii="Wingdings" w:hAnsi="Wingdings" w:hint="default"/>
+      </w:rPr>
+    </w:lvl>
+    <w:lvl w:ilvl="3" w:tplc="38090001" w:tentative="1">
+      <w:start w:val="1"/>
+      <w:numFmt w:val="bullet"/>
+      <w:lvlText w:val=""/>
+      <w:lvlJc w:val="left"/>
+      <w:pPr>
+        <w:ind w:left="3240" w:hanging="360"/>
+      </w:pPr>
+      <w:rPr>
+        <w:rFonts w:ascii="Symbol" w:hAnsi="Symbol" w:hint="default"/>
+      </w:rPr>
+    </w:lvl>
+    <w:lvl w:ilvl="4" w:tplc="38090003" w:tentative="1">
+      <w:start w:val="1"/>
+      <w:numFmt w:val="bullet"/>
+      <w:lvlText w:val="o"/>
+      <w:lvlJc w:val="left"/>
+      <w:pPr>
+        <w:ind w:left="3960" w:hanging="360"/>
+      </w:pPr>
+      <w:rPr>
+        <w:rFonts w:ascii="Courier New" w:hAnsi="Courier New" w:cs="Courier New" w:hint="default"/>
+      </w:rPr>
+    </w:lvl>
+    <w:lvl w:ilvl="5" w:tplc="38090005" w:tentative="1">
+      <w:start w:val="1"/>
+      <w:numFmt w:val="bullet"/>
+      <w:lvlText w:val=""/>
+      <w:lvlJc w:val="left"/>
+      <w:pPr>
+        <w:ind w:left="4680" w:hanging="360"/>
+      </w:pPr>
+      <w:rPr>
+        <w:rFonts w:ascii="Wingdings" w:hAnsi="Wingdings" w:hint="default"/>
+      </w:rPr>
+    </w:lvl>
+    <w:lvl w:ilvl="6" w:tplc="38090001" w:tentative="1">
+      <w:start w:val="1"/>
+      <w:numFmt w:val="bullet"/>
+      <w:lvlText w:val=""/>
+      <w:lvlJc w:val="left"/>
+      <w:pPr>
+        <w:ind w:left="5400" w:hanging="360"/>
+      </w:pPr>
+      <w:rPr>
+        <w:rFonts w:ascii="Symbol" w:hAnsi="Symbol" w:hint="default"/>
+      </w:rPr>
+    </w:lvl>
+    <w:lvl w:ilvl="7" w:tplc="38090003" w:tentative="1">
+      <w:start w:val="1"/>
+      <w:numFmt w:val="bullet"/>
+      <w:lvlText w:val="o"/>
+      <w:lvlJc w:val="left"/>
+      <w:pPr>
+        <w:ind w:left="6120" w:hanging="360"/>
+      </w:pPr>
+      <w:rPr>
+        <w:rFonts w:ascii="Courier New" w:hAnsi="Courier New" w:cs="Courier New" w:hint="default"/>
+      </w:rPr>
+    </w:lvl>
+    <w:lvl w:ilvl="8" w:tplc="38090005" w:tentative="1">
+      <w:start w:val="1"/>
+      <w:numFmt w:val="bullet"/>
+      <w:lvlText w:val=""/>
+      <w:lvlJc w:val="left"/>
+      <w:pPr>
+        <w:ind w:left="6840" w:hanging="360"/>
+      </w:pPr>
+      <w:rPr>
+        <w:rFonts w:ascii="Wingdings" w:hAnsi="Wingdings" w:hint="default"/>
+      </w:rPr>
+    </w:lvl>
+  </w:abstractNum>
   <w:num w:numId="1" w16cid:durableId="39596432">
+    <w:abstractNumId w:val="1"/>
+  </w:num>
+  <w:num w:numId="2" w16cid:durableId="1310937958">
+    <w:abstractNumId w:val="3"/>
+  </w:num>
+  <w:num w:numId="3" w16cid:durableId="1957250350">
+    <w:abstractNumId w:val="2"/>
+  </w:num>
+  <w:num w:numId="4" w16cid:durableId="359431420">
     <w:abstractNumId w:val="0"/>
   </w:num>
-  <w:num w:numId="2" w16cid:durableId="1310937958">
-    <w:abstractNumId w:val="2"/>
-  </w:num>
-  <w:num w:numId="3" w16cid:durableId="1957250350">
-    <w:abstractNumId w:val="1"/>
+  <w:num w:numId="5" w16cid:durableId="1498307882">
+    <w:abstractNumId w:val="4"/>
   </w:num>
 </w:numbering>
 </file>
